--- a/testakten/kuendigungsschutzklage-weber-techlogix/kuendigungsschutzklage_weber_14-05-2026.docx
+++ b/testakten/kuendigungsschutzklage-weber-techlogix/kuendigungsschutzklage_weber_14-05-2026.docx
@@ -366,13 +366,7 @@
     </w:p>
     <w:p>
       <w:r>
-        <w:rPr>
-          <w:rFonts w:ascii="Calibri" w:hAnsi="Calibri"/>
-          <w:b w:val="0"/>
-          <w:i w:val="0"/>
-          <w:sz w:val="22"/>
-        </w:rPr>
-        <w:t>Das Anhörungsschreiben der Beklagten an den Betriebsrat trägt kein Datum (Anlage K 3). Seite 2 fehlt. Betriebsratsvorsitzender Hähnel erklärte, das Schreiben 'zu spät' erhalten zu haben. Kein Widerspruch wurde eingelegt.</w:t>
+        <w:t>Das Anhörungsschreiben der Beklagten an den Betriebsrat ist nach dem Eingangsstempel erst am 28.04.2026 um 16:42 Uhr zugegangen (Anlage K 3). Die Sozialauswahl wird nur pauschal begründet; konkrete Vergleichsdaten und eine Punktetabelle fehlen. Betriebsratsvorsitzender Hähnel erklärte, das Schreiben zu spät und ohne ausreichende Bewertungsgrundlagen erhalten zu haben. Ein Widerspruch wurde nicht eingelegt.</w:t>
       </w:r>
     </w:p>
     <w:p/>

--- a/testakten/kuendigungsschutzklage-weber-techlogix/kuendigungsschutzklage_weber_14-05-2026.docx
+++ b/testakten/kuendigungsschutzklage-weber-techlogix/kuendigungsschutzklage_weber_14-05-2026.docx
@@ -349,7 +349,7 @@
           <w:i w:val="0"/>
           <w:sz w:val="22"/>
         </w:rPr>
-        <w:t>Am 30. April 2026 wurde dem Kläger die Kündigung vom 28. April 2026 per Botenzustellung um ca. 16:42 Uhr in den Hausbriefkasten eingeworfen. Zeugin: Dorothea Koslowski (Anlage K 5). Beendigungsdatum: 31. August 2026. Dreiwochen-Frist § 4 KSchG: 20. Mai 2026.</w:t>
+        <w:t>Am 30. April 2026 wurde dem Kläger die Kündigung vom 28. April 2026 per Botenzustellung um ca. 16:42 Uhr in den Hausbriefkasten eingeworfen. Zeugin: Dorothea Koslowski (Anlage K 5). Beendigungsdatum: 31. August 2026. Dreiwochen-Frist Paragraf 4 KSchG: 20. Mai 2026.</w:t>
       </w:r>
     </w:p>
     <w:p/>
@@ -438,13 +438,13 @@
         <w:t>Die Kündigung ist aus drei voneinander unabhängigen Gründen unwirksam:</w:t>
         <w:br/>
         <w:br/>
-        <w:t>1. Fehlerhafte BR-Anhörung (§ 102 Abs. 1 S. 3 BetrVG): fehlendes Datum, fehlende Seite 2, streitiger Zugangszeitpunkt.</w:t>
+        <w:t>1. Fehlerhafte BR-Anhörung (Paragraf 102 Abs. 1 S. 3 BetrVG): fehlendes Datum, fehlende Seite 2, streitiger Zugangszeitpunkt.</w:t>
         <w:br/>
         <w:br/>
-        <w:t>2. Fehlerhafte Sozialauswahl (§ 1 Abs. 3 KSchG): Grunewald (2 Punkte) hätte vor Weber (15 Punkte) entlassen werden müssen.</w:t>
+        <w:t>2. Fehlerhafte Sozialauswahl (Paragraf 1 Abs. 3 KSchG): Grunewald (2 Punkte) hätte vor Weber (15 Punkte) entlassen werden müssen.</w:t>
         <w:br/>
         <w:br/>
-        <w:t>3. Keine ausreichend gefestigte unternehmerische Entscheidung (§ 1 Abs. 2 KSchG): Outsourcing-Vertrag zum Kündigungszeitpunkt ggf. noch nicht unterzeichnet.</w:t>
+        <w:t>3. Keine ausreichend gefestigte unternehmerische Entscheidung (Paragraf 1 Abs. 2 KSchG): Outsourcing-Vertrag zum Kündigungszeitpunkt ggf. noch nicht unterzeichnet.</w:t>
       </w:r>
     </w:p>
     <w:p/>
@@ -512,7 +512,7 @@
       </w:r>
     </w:p>
     <w:sectPr>
-      <w:pgSz w:w="12240" w:h="15840"/>
+      <w:pgSz w:w="11906" w:h="16838"/>
       <w:pgMar w:top="1417" w:right="1134" w:bottom="1134" w:left="1701" w:header="720" w:footer="720" w:gutter="0"/>
       <w:cols w:space="720"/>
       <w:docGrid w:linePitch="360"/>
